--- a/Referencia-de-Composicao-da-Equipe-da-RNP-Equipe-Nucleo-e-Perfis-Profissionais-PT-BR-20260915.docx
+++ b/Referencia-de-Composicao-da-Equipe-da-RNP-Equipe-Nucleo-e-Perfis-Profissionais-PT-BR-20260915.docx
@@ -127,7 +127,7 @@
           <w:sz w:val="21"/>
           <w:szCs w:val="21"/>
         </w:rPr>
-        <w:t xml:space="preserve">Sugere-se que a equipe da RNP seja organizada em duas camadas, totalizando 111 pessoas em 8 grupos e 26 cargos.</w:t>
+        <w:t xml:space="preserve">Sugere-se que a equipe da RNP seja organizada em duas camadas, totalizando 166 pessoas em 8 grupos e 26 cargos.</w:t>
       </w:r>
     </w:p>
     <w:p>
@@ -145,7 +145,7 @@
           <w:sz w:val="21"/>
           <w:szCs w:val="21"/>
         </w:rPr>
-        <w:t xml:space="preserve">Equipe núcleo: 43 pessoas.</w:t>
+        <w:t xml:space="preserve">Equipe núcleo: 35 pessoas.</w:t>
       </w:r>
       <w:r>
         <w:rPr>
@@ -176,7 +176,7 @@
           <w:sz w:val="21"/>
           <w:szCs w:val="21"/>
         </w:rPr>
-        <w:t xml:space="preserve">Equipe complementar: 68 pessoas.</w:t>
+        <w:t xml:space="preserve">Equipe complementar: 131 pessoas.</w:t>
       </w:r>
       <w:r>
         <w:rPr>
@@ -579,7 +579,7 @@
                 <w:sz w:val="17"/>
                 <w:szCs w:val="17"/>
               </w:rPr>
-              <w:t xml:space="preserve">Núcleo 6 · Compl. 3</w:t>
+              <w:t xml:space="preserve">Núcleo 4 · Compl. 4</w:t>
             </w:r>
           </w:p>
         </w:tc>
@@ -653,7 +653,7 @@
                 <w:sz w:val="19"/>
                 <w:szCs w:val="19"/>
               </w:rPr>
-              <w:t xml:space="preserve">2</w:t>
+              <w:t xml:space="preserve">1</w:t>
             </w:r>
           </w:p>
         </w:tc>
@@ -686,11 +686,11 @@
                 <w:bCs w:val="false"/>
                 <w:i w:val="false"/>
                 <w:iCs w:val="false"/>
-                <w:color w:val="6B6B6B"/>
-                <w:sz w:val="19"/>
-                <w:szCs w:val="19"/>
-              </w:rPr>
-              <w:t xml:space="preserve">–</w:t>
+                <w:color w:val="0057A8"/>
+                <w:sz w:val="19"/>
+                <w:szCs w:val="19"/>
+              </w:rPr>
+              <w:t xml:space="preserve">1</w:t>
             </w:r>
           </w:p>
         </w:tc>
@@ -855,7 +855,7 @@
                 <w:sz w:val="19"/>
                 <w:szCs w:val="19"/>
               </w:rPr>
-              <w:t xml:space="preserve">2</w:t>
+              <w:t xml:space="preserve">1</w:t>
             </w:r>
           </w:p>
         </w:tc>
@@ -1433,7 +1433,7 @@
                 <w:sz w:val="17"/>
                 <w:szCs w:val="17"/>
               </w:rPr>
-              <w:t xml:space="preserve">Núcleo 4 · Compl. 28</w:t>
+              <w:t xml:space="preserve">Núcleo 4 · Compl. 108</w:t>
             </w:r>
           </w:p>
         </w:tc>
@@ -2150,7 +2150,7 @@
                 <w:sz w:val="19"/>
                 <w:szCs w:val="19"/>
               </w:rPr>
-              <w:t xml:space="preserve">20</w:t>
+              <w:t xml:space="preserve">100</w:t>
             </w:r>
           </w:p>
         </w:tc>
@@ -2286,7 +2286,7 @@
                 <w:sz w:val="17"/>
                 <w:szCs w:val="17"/>
               </w:rPr>
-              <w:t xml:space="preserve">Núcleo 1 · Compl. 5</w:t>
+              <w:t xml:space="preserve">Núcleo 1 · Compl. 3</w:t>
             </w:r>
           </w:p>
         </w:tc>
@@ -2397,7 +2397,7 @@
                 <w:sz w:val="19"/>
                 <w:szCs w:val="19"/>
               </w:rPr>
-              <w:t xml:space="preserve">5</w:t>
+              <w:t xml:space="preserve">3</w:t>
             </w:r>
           </w:p>
         </w:tc>
@@ -3838,7 +3838,7 @@
                 <w:sz w:val="17"/>
                 <w:szCs w:val="17"/>
               </w:rPr>
-              <w:t xml:space="preserve">Núcleo 11 · Compl. 7</w:t>
+              <w:t xml:space="preserve">Núcleo 8 · Compl. 4</w:t>
             </w:r>
           </w:p>
         </w:tc>
@@ -3912,7 +3912,7 @@
                 <w:sz w:val="19"/>
                 <w:szCs w:val="19"/>
               </w:rPr>
-              <w:t xml:space="preserve">6</w:t>
+              <w:t xml:space="preserve">3</w:t>
             </w:r>
           </w:p>
         </w:tc>
@@ -4106,15 +4106,15 @@
             <w:r>
               <w:rPr>
                 <w:rFonts w:ascii="Calibri" w:cs="Calibri" w:eastAsia="Calibri" w:hAnsi="Calibri"/>
-                <w:b w:val="false"/>
-                <w:bCs w:val="false"/>
-                <w:i w:val="false"/>
-                <w:iCs w:val="false"/>
-                <w:color w:val="6B6B6B"/>
-                <w:sz w:val="19"/>
-                <w:szCs w:val="19"/>
-              </w:rPr>
-              <w:t xml:space="preserve">–</w:t>
+                <w:b/>
+                <w:bCs/>
+                <w:i w:val="false"/>
+                <w:iCs w:val="false"/>
+                <w:color w:val="1F3A5F"/>
+                <w:sz w:val="19"/>
+                <w:szCs w:val="19"/>
+              </w:rPr>
+              <w:t xml:space="preserve">1</w:t>
             </w:r>
           </w:p>
         </w:tc>
@@ -4151,7 +4151,7 @@
                 <w:sz w:val="19"/>
                 <w:szCs w:val="19"/>
               </w:rPr>
-              <w:t xml:space="preserve">2</w:t>
+              <w:t xml:space="preserve">1</w:t>
             </w:r>
           </w:p>
         </w:tc>
@@ -4316,7 +4316,7 @@
                 <w:sz w:val="19"/>
                 <w:szCs w:val="19"/>
               </w:rPr>
-              <w:t xml:space="preserve">3</w:t>
+              <w:t xml:space="preserve">1</w:t>
             </w:r>
           </w:p>
         </w:tc>
@@ -4518,7 +4518,7 @@
                 <w:sz w:val="19"/>
                 <w:szCs w:val="19"/>
               </w:rPr>
-              <w:t xml:space="preserve">2</w:t>
+              <w:t xml:space="preserve">1</w:t>
             </w:r>
           </w:p>
         </w:tc>
@@ -4712,15 +4712,15 @@
             <w:r>
               <w:rPr>
                 <w:rFonts w:ascii="Calibri" w:cs="Calibri" w:eastAsia="Calibri" w:hAnsi="Calibri"/>
-                <w:b w:val="false"/>
-                <w:bCs w:val="false"/>
-                <w:i w:val="false"/>
-                <w:iCs w:val="false"/>
-                <w:color w:val="6B6B6B"/>
-                <w:sz w:val="19"/>
-                <w:szCs w:val="19"/>
-              </w:rPr>
-              <w:t xml:space="preserve">–</w:t>
+                <w:b/>
+                <w:bCs/>
+                <w:i w:val="false"/>
+                <w:iCs w:val="false"/>
+                <w:color w:val="1F3A5F"/>
+                <w:sz w:val="19"/>
+                <w:szCs w:val="19"/>
+              </w:rPr>
+              <w:t xml:space="preserve">2</w:t>
             </w:r>
           </w:p>
         </w:tc>
@@ -4757,7 +4757,7 @@
                 <w:sz w:val="19"/>
                 <w:szCs w:val="19"/>
               </w:rPr>
-              <w:t xml:space="preserve">3</w:t>
+              <w:t xml:space="preserve">1</w:t>
             </w:r>
           </w:p>
         </w:tc>
@@ -4894,7 +4894,7 @@
                 <w:sz w:val="17"/>
                 <w:szCs w:val="17"/>
               </w:rPr>
-              <w:t xml:space="preserve">Núcleo 8 · Compl. 19</w:t>
+              <w:t xml:space="preserve">Núcleo 5 · Compl. 6</w:t>
             </w:r>
           </w:p>
         </w:tc>
@@ -4968,7 +4968,7 @@
                 <w:sz w:val="19"/>
                 <w:szCs w:val="19"/>
               </w:rPr>
-              <w:t xml:space="preserve">4</w:t>
+              <w:t xml:space="preserve">2</w:t>
             </w:r>
           </w:p>
         </w:tc>
@@ -5005,7 +5005,7 @@
                 <w:sz w:val="19"/>
                 <w:szCs w:val="19"/>
               </w:rPr>
-              <w:t xml:space="preserve">11</w:t>
+              <w:t xml:space="preserve">2</w:t>
             </w:r>
           </w:p>
         </w:tc>
@@ -5170,44 +5170,44 @@
                 <w:sz w:val="19"/>
                 <w:szCs w:val="19"/>
               </w:rPr>
+              <w:t xml:space="preserve">2</w:t>
+            </w:r>
+          </w:p>
+        </w:tc>
+        <w:tc>
+          <w:tcPr>
+            <w:tcW w:type="dxa" w:w="800"/>
+            <w:tcBorders>
+              <w:top w:val="single" w:color="C9D3E0" w:sz="4"/>
+              <w:left w:val="none" w:color="FFFFFF" w:sz="0"/>
+              <w:bottom w:val="single" w:color="C9D3E0" w:sz="4"/>
+              <w:right w:val="none" w:color="FFFFFF" w:sz="0"/>
+            </w:tcBorders>
+            <w:tcMar>
+              <w:top w:type="dxa" w:w="60"/>
+              <w:left w:type="dxa" w:w="100"/>
+              <w:bottom w:type="dxa" w:w="60"/>
+              <w:right w:type="dxa" w:w="100"/>
+            </w:tcMar>
+            <w:vAlign w:val="center"/>
+          </w:tcPr>
+          <w:p>
+            <w:pPr>
+              <w:spacing w:after="20" w:line="260"/>
+              <w:jc w:val="center"/>
+            </w:pPr>
+            <w:r>
+              <w:rPr>
+                <w:rFonts w:ascii="Calibri" w:cs="Calibri" w:eastAsia="Calibri" w:hAnsi="Calibri"/>
+                <w:b w:val="false"/>
+                <w:bCs w:val="false"/>
+                <w:i w:val="false"/>
+                <w:iCs w:val="false"/>
+                <w:color w:val="0057A8"/>
+                <w:sz w:val="19"/>
+                <w:szCs w:val="19"/>
+              </w:rPr>
               <w:t xml:space="preserve">3</w:t>
-            </w:r>
-          </w:p>
-        </w:tc>
-        <w:tc>
-          <w:tcPr>
-            <w:tcW w:type="dxa" w:w="800"/>
-            <w:tcBorders>
-              <w:top w:val="single" w:color="C9D3E0" w:sz="4"/>
-              <w:left w:val="none" w:color="FFFFFF" w:sz="0"/>
-              <w:bottom w:val="single" w:color="C9D3E0" w:sz="4"/>
-              <w:right w:val="none" w:color="FFFFFF" w:sz="0"/>
-            </w:tcBorders>
-            <w:tcMar>
-              <w:top w:type="dxa" w:w="60"/>
-              <w:left w:type="dxa" w:w="100"/>
-              <w:bottom w:type="dxa" w:w="60"/>
-              <w:right w:type="dxa" w:w="100"/>
-            </w:tcMar>
-            <w:vAlign w:val="center"/>
-          </w:tcPr>
-          <w:p>
-            <w:pPr>
-              <w:spacing w:after="20" w:line="260"/>
-              <w:jc w:val="center"/>
-            </w:pPr>
-            <w:r>
-              <w:rPr>
-                <w:rFonts w:ascii="Calibri" w:cs="Calibri" w:eastAsia="Calibri" w:hAnsi="Calibri"/>
-                <w:b w:val="false"/>
-                <w:bCs w:val="false"/>
-                <w:i w:val="false"/>
-                <w:iCs w:val="false"/>
-                <w:color w:val="0057A8"/>
-                <w:sz w:val="19"/>
-                <w:szCs w:val="19"/>
-              </w:rPr>
-              <w:t xml:space="preserve">7</w:t>
             </w:r>
           </w:p>
         </w:tc>
@@ -6180,7 +6180,7 @@
                 <w:sz w:val="21"/>
                 <w:szCs w:val="21"/>
               </w:rPr>
-              <w:t xml:space="preserve">43</w:t>
+              <w:t xml:space="preserve">35</w:t>
             </w:r>
           </w:p>
         </w:tc>
@@ -6218,7 +6218,7 @@
                 <w:sz w:val="21"/>
                 <w:szCs w:val="21"/>
               </w:rPr>
-              <w:t xml:space="preserve">68</w:t>
+              <w:t xml:space="preserve">131</w:t>
             </w:r>
           </w:p>
         </w:tc>
@@ -6256,7 +6256,7 @@
                 <w:sz w:val="19"/>
                 <w:szCs w:val="19"/>
               </w:rPr>
-              <w:t xml:space="preserve">Equipe núcleo 43 + equipe complementar 68 = 111 pessoas</w:t>
+              <w:t xml:space="preserve">Equipe núcleo 35 + equipe complementar 131 = 166 pessoas</w:t>
             </w:r>
           </w:p>
         </w:tc>
@@ -6400,7 +6400,7 @@
           <w:sz w:val="20"/>
           <w:szCs w:val="20"/>
         </w:rPr>
-        <w:t xml:space="preserve">	Núcleo 6 · Compl. 3</w:t>
+        <w:t xml:space="preserve">	Núcleo 4 · Compl. 4</w:t>
       </w:r>
     </w:p>
     <w:p>
@@ -6468,7 +6468,7 @@
           <w:sz w:val="20"/>
           <w:szCs w:val="20"/>
         </w:rPr>
-        <w:t xml:space="preserve">	Núcleo 2 · Compl. 0</w:t>
+        <w:t xml:space="preserve">	Núcleo 1 · Compl. 1</w:t>
       </w:r>
     </w:p>
     <w:p>
@@ -6795,7 +6795,7 @@
           <w:sz w:val="20"/>
           <w:szCs w:val="20"/>
         </w:rPr>
-        <w:t xml:space="preserve">	Núcleo 2 · Compl. 1</w:t>
+        <w:t xml:space="preserve">	Núcleo 1 · Compl. 1</w:t>
       </w:r>
     </w:p>
     <w:tbl>
@@ -7693,7 +7693,7 @@
           <w:sz w:val="20"/>
           <w:szCs w:val="20"/>
         </w:rPr>
-        <w:t xml:space="preserve">	Núcleo 4 · Compl. 28</w:t>
+        <w:t xml:space="preserve">	Núcleo 4 · Compl. 108</w:t>
       </w:r>
     </w:p>
     <w:p>
@@ -7905,7 +7905,7 @@
                 <w:sz w:val="19"/>
                 <w:szCs w:val="19"/>
               </w:rPr>
-              <w:t xml:space="preserve">Experiência em coleta e organização de dados; falante nativo de português</w:t>
+              <w:t xml:space="preserve">Experiência em coleta e organização de dados; falante nativo de português; capacidade de trabalhar em inglês</w:t>
             </w:r>
           </w:p>
         </w:tc>
@@ -8216,6 +8216,29 @@
               <w:t xml:space="preserve">Capaz de produzir estatísticas de qualidade, análise de defeitos e relatórios</w:t>
             </w:r>
           </w:p>
+          <w:p>
+            <w:pPr>
+              <w:pStyle w:val="ListParagraph"/>
+              <w:numPr>
+                <w:ilvl w:val="0"/>
+                <w:numId w:val="2"/>
+              </w:numPr>
+              <w:spacing w:after="30" w:line="270"/>
+            </w:pPr>
+            <w:r>
+              <w:rPr>
+                <w:rFonts w:ascii="Calibri" w:cs="Calibri" w:eastAsia="Calibri" w:hAnsi="Calibri"/>
+                <w:b w:val="false"/>
+                <w:bCs w:val="false"/>
+                <w:i w:val="false"/>
+                <w:iCs w:val="false"/>
+                <w:color w:val="1D1D1A"/>
+                <w:sz w:val="19"/>
+                <w:szCs w:val="19"/>
+              </w:rPr>
+              <w:t xml:space="preserve">Capacidade de trabalhar em inglês</w:t>
+            </w:r>
+          </w:p>
         </w:tc>
       </w:tr>
       <w:tr>
@@ -8685,7 +8708,7 @@
           <w:sz w:val="20"/>
           <w:szCs w:val="20"/>
         </w:rPr>
-        <w:t xml:space="preserve">	Núcleo 0 · Compl. 20</w:t>
+        <w:t xml:space="preserve">	Núcleo 0 · Compl. 100</w:t>
       </w:r>
     </w:p>
     <w:tbl>
@@ -8783,7 +8806,7 @@
                 <w:sz w:val="19"/>
                 <w:szCs w:val="19"/>
               </w:rPr>
-              <w:t xml:space="preserve">Falante nativo de português, com boa expressão escrita; cuidadoso e consistente</w:t>
+              <w:t xml:space="preserve">Falante nativo de português, com boa expressão escrita; cuidadoso e consistente; capacidade de trabalhar em inglês</w:t>
             </w:r>
           </w:p>
           <w:p>
@@ -8957,7 +8980,7 @@
           <w:sz w:val="20"/>
           <w:szCs w:val="20"/>
         </w:rPr>
-        <w:t xml:space="preserve">	Núcleo 1 · Compl. 5</w:t>
+        <w:t xml:space="preserve">	Núcleo 1 · Compl. 3</w:t>
       </w:r>
     </w:p>
     <w:p>
@@ -9025,7 +9048,7 @@
           <w:sz w:val="20"/>
           <w:szCs w:val="20"/>
         </w:rPr>
-        <w:t xml:space="preserve">	Núcleo 1 · Compl. 5</w:t>
+        <w:t xml:space="preserve">	Núcleo 1 · Compl. 3</w:t>
       </w:r>
     </w:p>
     <w:tbl>
@@ -9170,6 +9193,29 @@
                 <w:szCs w:val="19"/>
               </w:rPr>
               <w:t xml:space="preserve">Experiência em projetos de corpus ou de anotação</w:t>
+            </w:r>
+          </w:p>
+          <w:p>
+            <w:pPr>
+              <w:pStyle w:val="ListParagraph"/>
+              <w:numPr>
+                <w:ilvl w:val="0"/>
+                <w:numId w:val="2"/>
+              </w:numPr>
+              <w:spacing w:after="30" w:line="270"/>
+            </w:pPr>
+            <w:r>
+              <w:rPr>
+                <w:rFonts w:ascii="Calibri" w:cs="Calibri" w:eastAsia="Calibri" w:hAnsi="Calibri"/>
+                <w:b w:val="false"/>
+                <w:bCs w:val="false"/>
+                <w:i w:val="false"/>
+                <w:iCs w:val="false"/>
+                <w:color w:val="1D1D1A"/>
+                <w:sz w:val="19"/>
+                <w:szCs w:val="19"/>
+              </w:rPr>
+              <w:t xml:space="preserve">Capacidade de trabalhar em inglês</w:t>
             </w:r>
           </w:p>
         </w:tc>
@@ -11136,7 +11182,7 @@
           <w:sz w:val="20"/>
           <w:szCs w:val="20"/>
         </w:rPr>
-        <w:t xml:space="preserve">	Núcleo 11 · Compl. 7</w:t>
+        <w:t xml:space="preserve">	Núcleo 8 · Compl. 4</w:t>
       </w:r>
     </w:p>
     <w:p>
@@ -11204,7 +11250,7 @@
           <w:sz w:val="20"/>
           <w:szCs w:val="20"/>
         </w:rPr>
-        <w:t xml:space="preserve">	Núcleo 6 · Compl. 0</w:t>
+        <w:t xml:space="preserve">	Núcleo 3 · Compl. 0</w:t>
       </w:r>
     </w:p>
     <w:p>
@@ -11321,7 +11367,7 @@
                 <w:sz w:val="19"/>
                 <w:szCs w:val="19"/>
               </w:rPr>
-              <w:t xml:space="preserve">Proficiência em Python e nos principais frameworks de aprendizado profundo</w:t>
+              <w:t xml:space="preserve">Base de programação em Python, C++ ou Java, preferencialmente Python</w:t>
             </w:r>
           </w:p>
           <w:p>
@@ -11344,7 +11390,7 @@
                 <w:sz w:val="19"/>
                 <w:szCs w:val="19"/>
               </w:rPr>
-              <w:t xml:space="preserve">Compreende ajuste fino, proporções de mistura de dados e desenho de experimentos</w:t>
+              <w:t xml:space="preserve">Formação em pelo menos uma das áreas: aprendizado de máquina, processamento de linguagem natural ou grandes modelos de linguagem</w:t>
             </w:r>
           </w:p>
           <w:p>
@@ -11367,7 +11413,53 @@
                 <w:sz w:val="19"/>
                 <w:szCs w:val="19"/>
               </w:rPr>
-              <w:t xml:space="preserve">Capaz de analisar logs de treinamento e desempenho de modelos; experiência prática em treinamento é um diferencial</w:t>
+              <w:t xml:space="preserve">Compreende tecnologias de grandes modelos, como attention, GPT e arquiteturas Transformer</w:t>
+            </w:r>
+          </w:p>
+          <w:p>
+            <w:pPr>
+              <w:pStyle w:val="ListParagraph"/>
+              <w:numPr>
+                <w:ilvl w:val="0"/>
+                <w:numId w:val="2"/>
+              </w:numPr>
+              <w:spacing w:after="30" w:line="270"/>
+            </w:pPr>
+            <w:r>
+              <w:rPr>
+                <w:rFonts w:ascii="Calibri" w:cs="Calibri" w:eastAsia="Calibri" w:hAnsi="Calibri"/>
+                <w:b w:val="false"/>
+                <w:bCs w:val="false"/>
+                <w:i w:val="false"/>
+                <w:iCs w:val="false"/>
+                <w:color w:val="1D1D1A"/>
+                <w:sz w:val="19"/>
+                <w:szCs w:val="19"/>
+              </w:rPr>
+              <w:t xml:space="preserve">Proficiência em frameworks de aprendizado profundo e de LLM, como Transformers, PyTorch e Megatron</w:t>
+            </w:r>
+          </w:p>
+          <w:p>
+            <w:pPr>
+              <w:pStyle w:val="ListParagraph"/>
+              <w:numPr>
+                <w:ilvl w:val="0"/>
+                <w:numId w:val="2"/>
+              </w:numPr>
+              <w:spacing w:after="30" w:line="270"/>
+            </w:pPr>
+            <w:r>
+              <w:rPr>
+                <w:rFonts w:ascii="Calibri" w:cs="Calibri" w:eastAsia="Calibri" w:hAnsi="Calibri"/>
+                <w:b w:val="false"/>
+                <w:bCs w:val="false"/>
+                <w:i w:val="false"/>
+                <w:iCs w:val="false"/>
+                <w:color w:val="1D1D1A"/>
+                <w:sz w:val="19"/>
+                <w:szCs w:val="19"/>
+              </w:rPr>
+              <w:t xml:space="preserve">Experiência prática em pré-treinamento ou pós-treinamento de LLMs é um diferencial</w:t>
             </w:r>
           </w:p>
         </w:tc>
@@ -11531,7 +11623,7 @@
           <w:sz w:val="20"/>
           <w:szCs w:val="20"/>
         </w:rPr>
-        <w:t xml:space="preserve">	Núcleo 0 · Compl. 2</w:t>
+        <w:t xml:space="preserve">	Núcleo 1 · Compl. 1</w:t>
       </w:r>
     </w:p>
     <w:tbl>
@@ -11629,7 +11721,7 @@
                 <w:sz w:val="19"/>
                 <w:szCs w:val="19"/>
               </w:rPr>
-              <w:t xml:space="preserve">Habilidades em processamento de áudio e inspeção de dados de fala</w:t>
+              <w:t xml:space="preserve">Base de programação em Python ou C++</w:t>
             </w:r>
           </w:p>
           <w:p>
@@ -11652,7 +11744,7 @@
                 <w:sz w:val="19"/>
                 <w:szCs w:val="19"/>
               </w:rPr>
-              <w:t xml:space="preserve">Compreende os princípios e os métodos de avaliação de ASR ou TTS</w:t>
+              <w:t xml:space="preserve">Formação em processamento de áudio; familiaridade com formatos de áudio comuns, taxas de amostragem, redução de ruído e segmentação</w:t>
             </w:r>
           </w:p>
           <w:p>
@@ -11675,7 +11767,53 @@
                 <w:sz w:val="19"/>
                 <w:szCs w:val="19"/>
               </w:rPr>
-              <w:t xml:space="preserve">Capaz de invocar modelos, executar testes e reproduzir problemas</w:t>
+              <w:t xml:space="preserve">Familiaridade com frameworks de aprendizado profundo como PyTorch; compreende os princípios e métodos de avaliação de ASR ou TTS, incluindo métricas comuns como WER/CER, MOS e RTF</w:t>
+            </w:r>
+          </w:p>
+          <w:p>
+            <w:pPr>
+              <w:pStyle w:val="ListParagraph"/>
+              <w:numPr>
+                <w:ilvl w:val="0"/>
+                <w:numId w:val="2"/>
+              </w:numPr>
+              <w:spacing w:after="30" w:line="270"/>
+            </w:pPr>
+            <w:r>
+              <w:rPr>
+                <w:rFonts w:ascii="Calibri" w:cs="Calibri" w:eastAsia="Calibri" w:hAnsi="Calibri"/>
+                <w:b w:val="false"/>
+                <w:bCs w:val="false"/>
+                <w:i w:val="false"/>
+                <w:iCs w:val="false"/>
+                <w:color w:val="1D1D1A"/>
+                <w:sz w:val="19"/>
+                <w:szCs w:val="19"/>
+              </w:rPr>
+              <w:t xml:space="preserve">Familiaridade com ferramentas e modelos de fala como Whisper, ESPnet, FunASR, VITS, FireRedTTS e IndexTTS é um diferencial</w:t>
+            </w:r>
+          </w:p>
+          <w:p>
+            <w:pPr>
+              <w:pStyle w:val="ListParagraph"/>
+              <w:numPr>
+                <w:ilvl w:val="0"/>
+                <w:numId w:val="2"/>
+              </w:numPr>
+              <w:spacing w:after="30" w:line="270"/>
+            </w:pPr>
+            <w:r>
+              <w:rPr>
+                <w:rFonts w:ascii="Calibri" w:cs="Calibri" w:eastAsia="Calibri" w:hAnsi="Calibri"/>
+                <w:b w:val="false"/>
+                <w:bCs w:val="false"/>
+                <w:i w:val="false"/>
+                <w:iCs w:val="false"/>
+                <w:color w:val="1D1D1A"/>
+                <w:sz w:val="19"/>
+                <w:szCs w:val="19"/>
+              </w:rPr>
+              <w:t xml:space="preserve">Experiência prática em treinamento, ajuste ou implantação de ASR/TTS é um diferencial</w:t>
             </w:r>
           </w:p>
         </w:tc>
@@ -11839,7 +11977,7 @@
           <w:sz w:val="20"/>
           <w:szCs w:val="20"/>
         </w:rPr>
-        <w:t xml:space="preserve">	Núcleo 3 · Compl. 1</w:t>
+        <w:t xml:space="preserve">	Núcleo 1 · Compl. 1</w:t>
       </w:r>
     </w:p>
     <w:tbl>
@@ -11937,7 +12075,7 @@
                 <w:sz w:val="19"/>
                 <w:szCs w:val="19"/>
               </w:rPr>
-              <w:t xml:space="preserve">Familiaridade com Linux, contêineres e ambientes de treinamento distribuído</w:t>
+              <w:t xml:space="preserve">Base de programação em Python, Shell ou C++</w:t>
             </w:r>
           </w:p>
           <w:p>
@@ -11960,7 +12098,7 @@
                 <w:sz w:val="19"/>
                 <w:szCs w:val="19"/>
               </w:rPr>
-              <w:t xml:space="preserve">Domínio de configuração de recursos, recuperação de checkpoints e ressubmissão de jobs</w:t>
+              <w:t xml:space="preserve">Familiaridade com Linux, contêineres (Docker/Kubernetes) e ambientes de cluster de GPU</w:t>
             </w:r>
           </w:p>
           <w:p>
@@ -11983,7 +12121,76 @@
                 <w:sz w:val="19"/>
                 <w:szCs w:val="19"/>
               </w:rPr>
-              <w:t xml:space="preserve">Capaz de configurar inferência, analisar logs e diagnosticar problemas de execução</w:t>
+              <w:t xml:space="preserve">Familiaridade com frameworks como PyTorch, Transformers, Megatron, DeepSpeed, vLLM, SGLang, TensorRT-LLM e Triton é um diferencial</w:t>
+            </w:r>
+          </w:p>
+          <w:p>
+            <w:pPr>
+              <w:pStyle w:val="ListParagraph"/>
+              <w:numPr>
+                <w:ilvl w:val="0"/>
+                <w:numId w:val="2"/>
+              </w:numPr>
+              <w:spacing w:after="30" w:line="270"/>
+            </w:pPr>
+            <w:r>
+              <w:rPr>
+                <w:rFonts w:ascii="Calibri" w:cs="Calibri" w:eastAsia="Calibri" w:hAnsi="Calibri"/>
+                <w:b w:val="false"/>
+                <w:bCs w:val="false"/>
+                <w:i w:val="false"/>
+                <w:iCs w:val="false"/>
+                <w:color w:val="1D1D1A"/>
+                <w:sz w:val="19"/>
+                <w:szCs w:val="19"/>
+              </w:rPr>
+              <w:t xml:space="preserve">Familiaridade com treinamento distribuído, escalonamento de recursos, recuperação de checkpoints, ressubmissão de jobs, monitoramento e alertas e análise de logs</w:t>
+            </w:r>
+          </w:p>
+          <w:p>
+            <w:pPr>
+              <w:pStyle w:val="ListParagraph"/>
+              <w:numPr>
+                <w:ilvl w:val="0"/>
+                <w:numId w:val="2"/>
+              </w:numPr>
+              <w:spacing w:after="30" w:line="270"/>
+            </w:pPr>
+            <w:r>
+              <w:rPr>
+                <w:rFonts w:ascii="Calibri" w:cs="Calibri" w:eastAsia="Calibri" w:hAnsi="Calibri"/>
+                <w:b w:val="false"/>
+                <w:bCs w:val="false"/>
+                <w:i w:val="false"/>
+                <w:iCs w:val="false"/>
+                <w:color w:val="1D1D1A"/>
+                <w:sz w:val="19"/>
+                <w:szCs w:val="19"/>
+              </w:rPr>
+              <w:t xml:space="preserve">Familiaridade com técnicas de aceleração de treinamento e inferência é um diferencial, incluindo, entre outras, paralelismo DP/EP/CP/PP, desagregação prefill-decode, PagedAttention, gestão de KV cache, speculative decoding e quantização</w:t>
+            </w:r>
+          </w:p>
+          <w:p>
+            <w:pPr>
+              <w:pStyle w:val="ListParagraph"/>
+              <w:numPr>
+                <w:ilvl w:val="0"/>
+                <w:numId w:val="2"/>
+              </w:numPr>
+              <w:spacing w:after="30" w:line="270"/>
+            </w:pPr>
+            <w:r>
+              <w:rPr>
+                <w:rFonts w:ascii="Calibri" w:cs="Calibri" w:eastAsia="Calibri" w:hAnsi="Calibri"/>
+                <w:b w:val="false"/>
+                <w:bCs w:val="false"/>
+                <w:i w:val="false"/>
+                <w:iCs w:val="false"/>
+                <w:color w:val="1D1D1A"/>
+                <w:sz w:val="19"/>
+                <w:szCs w:val="19"/>
+              </w:rPr>
+              <w:t xml:space="preserve">Experiência em treinamento distribuído em larga escala, implantação de inferência, operação de clusters ou plataformas de IA é um diferencial</w:t>
             </w:r>
           </w:p>
         </w:tc>
@@ -12147,7 +12354,7 @@
           <w:sz w:val="20"/>
           <w:szCs w:val="20"/>
         </w:rPr>
-        <w:t xml:space="preserve">	Núcleo 2 · Compl. 1</w:t>
+        <w:t xml:space="preserve">	Núcleo 1 · Compl. 1</w:t>
       </w:r>
     </w:p>
     <w:tbl>
@@ -12245,7 +12452,7 @@
                 <w:sz w:val="19"/>
                 <w:szCs w:val="19"/>
               </w:rPr>
-              <w:t xml:space="preserve">Capaz de escrever ou manter scripts de avaliação</w:t>
+              <w:t xml:space="preserve">Base de programação em Python</w:t>
             </w:r>
           </w:p>
           <w:p>
@@ -12268,7 +12475,7 @@
                 <w:sz w:val="19"/>
                 <w:szCs w:val="19"/>
               </w:rPr>
-              <w:t xml:space="preserve">Familiaridade com conjuntos de avaliação independentes e requisitos de isolamento de dados</w:t>
+              <w:t xml:space="preserve">Familiaridade com conjuntos de avaliação independentes e requisitos de isolamento de dados; compreende a separação entre conjuntos de avaliação e dados de treinamento e a prevenção de contaminação e vazamento</w:t>
             </w:r>
           </w:p>
           <w:p>
@@ -12291,7 +12498,76 @@
                 <w:sz w:val="19"/>
                 <w:szCs w:val="19"/>
               </w:rPr>
-              <w:t xml:space="preserve">Domínio de comparação com linhas de base, análise de métricas e reprodução de resultados</w:t>
+              <w:t xml:space="preserve">Domínio de comparação com linhas de base, análise de métricas e reprodução de resultados; capaz de produzir relatórios de avaliação e localizar diferenças de desempenho</w:t>
+            </w:r>
+          </w:p>
+          <w:p>
+            <w:pPr>
+              <w:pStyle w:val="ListParagraph"/>
+              <w:numPr>
+                <w:ilvl w:val="0"/>
+                <w:numId w:val="2"/>
+              </w:numPr>
+              <w:spacing w:after="30" w:line="270"/>
+            </w:pPr>
+            <w:r>
+              <w:rPr>
+                <w:rFonts w:ascii="Calibri" w:cs="Calibri" w:eastAsia="Calibri" w:hAnsi="Calibri"/>
+                <w:b w:val="false"/>
+                <w:bCs w:val="false"/>
+                <w:i w:val="false"/>
+                <w:iCs w:val="false"/>
+                <w:color w:val="1D1D1A"/>
+                <w:sz w:val="19"/>
+                <w:szCs w:val="19"/>
+              </w:rPr>
+              <w:t xml:space="preserve">Familiaridade com benchmarks e métricas comuns (como MMLU, GSM8K, HumanEval, C-Eval, BLEU, ROUGE e WER) é um diferencial</w:t>
+            </w:r>
+          </w:p>
+          <w:p>
+            <w:pPr>
+              <w:pStyle w:val="ListParagraph"/>
+              <w:numPr>
+                <w:ilvl w:val="0"/>
+                <w:numId w:val="2"/>
+              </w:numPr>
+              <w:spacing w:after="30" w:line="270"/>
+            </w:pPr>
+            <w:r>
+              <w:rPr>
+                <w:rFonts w:ascii="Calibri" w:cs="Calibri" w:eastAsia="Calibri" w:hAnsi="Calibri"/>
+                <w:b w:val="false"/>
+                <w:bCs w:val="false"/>
+                <w:i w:val="false"/>
+                <w:iCs w:val="false"/>
+                <w:color w:val="1D1D1A"/>
+                <w:sz w:val="19"/>
+                <w:szCs w:val="19"/>
+              </w:rPr>
+              <w:t xml:space="preserve">Familiaridade com frameworks de avaliação como LM Evaluation Harness e OpenCompass é um diferencial</w:t>
+            </w:r>
+          </w:p>
+          <w:p>
+            <w:pPr>
+              <w:pStyle w:val="ListParagraph"/>
+              <w:numPr>
+                <w:ilvl w:val="0"/>
+                <w:numId w:val="2"/>
+              </w:numPr>
+              <w:spacing w:after="30" w:line="270"/>
+            </w:pPr>
+            <w:r>
+              <w:rPr>
+                <w:rFonts w:ascii="Calibri" w:cs="Calibri" w:eastAsia="Calibri" w:hAnsi="Calibri"/>
+                <w:b w:val="false"/>
+                <w:bCs w:val="false"/>
+                <w:i w:val="false"/>
+                <w:iCs w:val="false"/>
+                <w:color w:val="1D1D1A"/>
+                <w:sz w:val="19"/>
+                <w:szCs w:val="19"/>
+              </w:rPr>
+              <w:t xml:space="preserve">Experiência em avaliação de modelos é um diferencial</w:t>
             </w:r>
           </w:p>
         </w:tc>
@@ -12416,7 +12692,7 @@
         <w:tabs>
           <w:tab w:val="right" w:pos="9638"/>
         </w:tabs>
-        <w:spacing w:after="60" w:before="160"/>
+        <w:spacing w:after="20" w:before="160"/>
       </w:pPr>
       <w:r>
         <w:rPr>
@@ -12434,6 +12710,25 @@
       <w:r>
         <w:rPr>
           <w:rFonts w:ascii="Calibri" w:cs="Calibri" w:eastAsia="Calibri" w:hAnsi="Calibri"/>
+          <w:b/>
+          <w:bCs/>
+          <w:i w:val="false"/>
+          <w:iCs w:val="false"/>
+          <w:color w:val="0057A8"/>
+          <w:sz w:val="20"/>
+          <w:szCs w:val="20"/>
+        </w:rPr>
+        <w:t xml:space="preserve">	Núcleo 2 · Compl. 1</w:t>
+      </w:r>
+    </w:p>
+    <w:p>
+      <w:pPr>
+        <w:keepNext/>
+        <w:spacing w:after="60"/>
+      </w:pPr>
+      <w:r>
+        <w:rPr>
+          <w:rFonts w:ascii="Calibri" w:cs="Calibri" w:eastAsia="Calibri" w:hAnsi="Calibri"/>
           <w:b w:val="false"/>
           <w:bCs w:val="false"/>
           <w:i w:val="false"/>
@@ -12442,20 +12737,7 @@
           <w:sz w:val="18"/>
           <w:szCs w:val="18"/>
         </w:rPr>
-        <w:t xml:space="preserve">   Platform, API and Application Test Engineer</w:t>
-      </w:r>
-      <w:r>
-        <w:rPr>
-          <w:rFonts w:ascii="Calibri" w:cs="Calibri" w:eastAsia="Calibri" w:hAnsi="Calibri"/>
-          <w:b/>
-          <w:bCs/>
-          <w:i w:val="false"/>
-          <w:iCs w:val="false"/>
-          <w:color w:val="0057A8"/>
-          <w:sz w:val="20"/>
-          <w:szCs w:val="20"/>
-        </w:rPr>
-        <w:t xml:space="preserve">	Núcleo 0 · Compl. 3</w:t>
+        <w:t xml:space="preserve">Platform, API and Application Test Engineer</w:t>
       </w:r>
     </w:p>
     <w:tbl>
@@ -12750,7 +13032,7 @@
           <w:sz w:val="20"/>
           <w:szCs w:val="20"/>
         </w:rPr>
-        <w:t xml:space="preserve">	Núcleo 8 · Compl. 19</w:t>
+        <w:t xml:space="preserve">	Núcleo 5 · Compl. 6</w:t>
       </w:r>
     </w:p>
     <w:p>
@@ -12818,7 +13100,7 @@
           <w:sz w:val="20"/>
           <w:szCs w:val="20"/>
         </w:rPr>
-        <w:t xml:space="preserve">	Núcleo 4 · Compl. 11</w:t>
+        <w:t xml:space="preserve">	Núcleo 2 · Compl. 2</w:t>
       </w:r>
     </w:p>
     <w:tbl>
@@ -13126,7 +13408,7 @@
           <w:sz w:val="20"/>
           <w:szCs w:val="20"/>
         </w:rPr>
-        <w:t xml:space="preserve">	Núcleo 3 · Compl. 7</w:t>
+        <w:t xml:space="preserve">	Núcleo 2 · Compl. 3</w:t>
       </w:r>
     </w:p>
     <w:tbl>
@@ -13997,7 +14279,7 @@
         <w:tabs>
           <w:tab w:val="right" w:pos="9638"/>
         </w:tabs>
-        <w:spacing w:after="60" w:before="160"/>
+        <w:spacing w:after="20" w:before="160"/>
       </w:pPr>
       <w:r>
         <w:rPr>
@@ -14015,19 +14297,6 @@
       <w:r>
         <w:rPr>
           <w:rFonts w:ascii="Calibri" w:cs="Calibri" w:eastAsia="Calibri" w:hAnsi="Calibri"/>
-          <w:b w:val="false"/>
-          <w:bCs w:val="false"/>
-          <w:i w:val="false"/>
-          <w:iCs w:val="false"/>
-          <w:color w:val="6B6B6B"/>
-          <w:sz w:val="18"/>
-          <w:szCs w:val="18"/>
-        </w:rPr>
-        <w:t xml:space="preserve">   Platform and Application O&amp;M Engineer</w:t>
-      </w:r>
-      <w:r>
-        <w:rPr>
-          <w:rFonts w:ascii="Calibri" w:cs="Calibri" w:eastAsia="Calibri" w:hAnsi="Calibri"/>
           <w:b/>
           <w:bCs/>
           <w:i w:val="false"/>
@@ -14037,6 +14306,25 @@
           <w:szCs w:val="20"/>
         </w:rPr>
         <w:t xml:space="preserve">	Núcleo 3 · Compl. 0</w:t>
+      </w:r>
+    </w:p>
+    <w:p>
+      <w:pPr>
+        <w:keepNext/>
+        <w:spacing w:after="60"/>
+      </w:pPr>
+      <w:r>
+        <w:rPr>
+          <w:rFonts w:ascii="Calibri" w:cs="Calibri" w:eastAsia="Calibri" w:hAnsi="Calibri"/>
+          <w:b w:val="false"/>
+          <w:bCs w:val="false"/>
+          <w:i w:val="false"/>
+          <w:iCs w:val="false"/>
+          <w:color w:val="6B6B6B"/>
+          <w:sz w:val="18"/>
+          <w:szCs w:val="18"/>
+        </w:rPr>
+        <w:t xml:space="preserve">Platform and Application O&amp;M Engineer</w:t>
       </w:r>
     </w:p>
     <w:tbl>
